--- a/web/templates/monimoi/apofasi/asthenia_teknou.docx
+++ b/web/templates/monimoi/apofasi/asthenia_teknou.docx
@@ -841,23 +841,25 @@
           <w:sz w:val="22"/>
           <w:szCs w:val="22"/>
         </w:rPr>
-        <w:t xml:space="preserve">) «Κύρωση του Κώδικα Κατάστασης Δημοσίων Πολιτικών Διοικητικών Υπαλλήλων και Υπαλλήλων Ν.Π.Δ.Δ.»                                           </w:t>
-      </w:r>
-      <w:r>
-        <w:rPr>
-          <w:rFonts w:asciiTheme="minorHAnsi" w:hAnsiTheme="minorHAnsi" w:cstheme="minorHAnsi"/>
-          <w:sz w:val="22"/>
-          <w:szCs w:val="22"/>
-        </w:rPr>
-        <w:t xml:space="preserve">                      </w:t>
-      </w:r>
-      <w:r>
-        <w:rPr>
-          <w:rFonts w:asciiTheme="minorHAnsi" w:hAnsiTheme="minorHAnsi" w:cstheme="minorHAnsi"/>
-          <w:sz w:val="22"/>
-          <w:szCs w:val="22"/>
-        </w:rPr>
-        <w:t xml:space="preserve">                        2. Την </w:t>
+        <w:t xml:space="preserve">) «Κύρωση του Κώδικα Κατάστασης Δημοσίων Πολιτικών Διοικητικών Υπαλλήλων και Υπαλλήλων Ν.Π.Δ.Δ.»</w:t>
+        <w:br/>
+        <w:t xml:space="preserve"/>
+      </w:r>
+      <w:r>
+        <w:rPr>
+          <w:rFonts w:asciiTheme="minorHAnsi" w:hAnsiTheme="minorHAnsi" w:cstheme="minorHAnsi"/>
+          <w:sz w:val="22"/>
+          <w:szCs w:val="22"/>
+        </w:rPr>
+        <w:t xml:space="preserve"/>
+      </w:r>
+      <w:r>
+        <w:rPr>
+          <w:rFonts w:asciiTheme="minorHAnsi" w:hAnsiTheme="minorHAnsi" w:cstheme="minorHAnsi"/>
+          <w:sz w:val="22"/>
+          <w:szCs w:val="22"/>
+        </w:rPr>
+        <w:t xml:space="preserve">2. Την </w:t>
       </w:r>
       <w:proofErr w:type="spellStart"/>
       <w:r>
@@ -929,39 +931,43 @@
           <w:sz w:val="22"/>
           <w:szCs w:val="22"/>
         </w:rPr>
-        <w:t xml:space="preserve"> Πρωτοβάθμιας και Δευτεροβάθμιας Εκπαίδευσης»    </w:t>
-      </w:r>
-      <w:r>
-        <w:rPr>
-          <w:rFonts w:asciiTheme="minorHAnsi" w:hAnsiTheme="minorHAnsi" w:cstheme="minorHAnsi"/>
-          <w:sz w:val="22"/>
-          <w:szCs w:val="22"/>
-        </w:rPr>
-        <w:t xml:space="preserve">                                                                                                                                                </w:t>
-      </w:r>
-      <w:r>
-        <w:rPr>
-          <w:rFonts w:asciiTheme="minorHAnsi" w:hAnsiTheme="minorHAnsi" w:cstheme="minorHAnsi"/>
-          <w:sz w:val="22"/>
-          <w:szCs w:val="22"/>
-        </w:rPr>
-        <w:t xml:space="preserve">   3. Την με αρίθμ.Φ.351.5/43/67822/Δ1/5-5-2014 του ΥΠΑΙΘ «Άδειες εκπαιδευτικών Πρωτοβάθμιας και Δευτεροβάθμιας Εκπαίδευσης»                                                                                                            </w:t>
-      </w:r>
-      <w:r>
-        <w:rPr>
-          <w:rFonts w:asciiTheme="minorHAnsi" w:hAnsiTheme="minorHAnsi" w:cstheme="minorHAnsi"/>
-          <w:sz w:val="22"/>
-          <w:szCs w:val="22"/>
-        </w:rPr>
-        <w:t xml:space="preserve">                                    </w:t>
-      </w:r>
-      <w:r>
-        <w:rPr>
-          <w:rFonts w:asciiTheme="minorHAnsi" w:hAnsiTheme="minorHAnsi" w:cstheme="minorHAnsi"/>
-          <w:sz w:val="22"/>
-          <w:szCs w:val="22"/>
-        </w:rPr>
-        <w:t xml:space="preserve">              4. Την με </w:t>
+        <w:t xml:space="preserve"> Πρωτοβάθμιας και Δευτεροβάθμιας Εκπαίδευσης»</w:t>
+        <w:br/>
+        <w:t xml:space="preserve"/>
+      </w:r>
+      <w:r>
+        <w:rPr>
+          <w:rFonts w:asciiTheme="minorHAnsi" w:hAnsiTheme="minorHAnsi" w:cstheme="minorHAnsi"/>
+          <w:sz w:val="22"/>
+          <w:szCs w:val="22"/>
+        </w:rPr>
+        <w:t xml:space="preserve"/>
+      </w:r>
+      <w:r>
+        <w:rPr>
+          <w:rFonts w:asciiTheme="minorHAnsi" w:hAnsiTheme="minorHAnsi" w:cstheme="minorHAnsi"/>
+          <w:sz w:val="22"/>
+          <w:szCs w:val="22"/>
+        </w:rPr>
+        <w:t xml:space="preserve">3. Την με αρίθμ.Φ.351.5/43/67822/Δ1/5-5-2014 του ΥΠΑΙΘ «Άδειες εκπαιδευτικών Πρωτοβάθμιας και Δευτεροβάθμιας Εκπαίδευσης»</w:t>
+        <w:br/>
+        <w:t xml:space="preserve"/>
+      </w:r>
+      <w:r>
+        <w:rPr>
+          <w:rFonts w:asciiTheme="minorHAnsi" w:hAnsiTheme="minorHAnsi" w:cstheme="minorHAnsi"/>
+          <w:sz w:val="22"/>
+          <w:szCs w:val="22"/>
+        </w:rPr>
+        <w:t xml:space="preserve"/>
+      </w:r>
+      <w:r>
+        <w:rPr>
+          <w:rFonts w:asciiTheme="minorHAnsi" w:hAnsiTheme="minorHAnsi" w:cstheme="minorHAnsi"/>
+          <w:sz w:val="22"/>
+          <w:szCs w:val="22"/>
+        </w:rPr>
+        <w:t xml:space="preserve">4. Την με </w:t>
       </w:r>
       <w:proofErr w:type="spellStart"/>
       <w:r>
@@ -997,39 +1003,43 @@
           <w:sz w:val="22"/>
           <w:szCs w:val="22"/>
         </w:rPr>
-        <w:t xml:space="preserve">. Φ.353.1/324/105657/Δ1/8−10−2002 απόφασης: Καθορισμός των ειδικότερων καθηκόντων και αρμοδιοτήτων των προϊσταμένων των περιφερειακών υπηρεσιών πρωτοβάθμιας και δευτεροβάθμιας εκπαίδευσης, των διευθυντών και υποδιευθυντών σχολικών μονάδων και ΣΕΚ και των συλλόγων διδασκόντων».          </w:t>
-      </w:r>
-      <w:r>
-        <w:rPr>
-          <w:rFonts w:asciiTheme="minorHAnsi" w:hAnsiTheme="minorHAnsi" w:cstheme="minorHAnsi"/>
-          <w:sz w:val="22"/>
-          <w:szCs w:val="22"/>
-        </w:rPr>
-        <w:t xml:space="preserve">                                              </w:t>
-      </w:r>
-      <w:r>
-        <w:rPr>
-          <w:rFonts w:asciiTheme="minorHAnsi" w:hAnsiTheme="minorHAnsi" w:cstheme="minorHAnsi"/>
-          <w:sz w:val="22"/>
-          <w:szCs w:val="22"/>
-        </w:rPr>
-        <w:t xml:space="preserve">             5. Το άρθρο 31 του Ν.4440/2-12-2016 (ΦΕΚ Α’ 224) «Ενιαίο Σύστημα Κινητικότητας στη Δημόσια Διοίκηση και την Τοπική Αυτοδιοίκηση, υποχρεώσεις των προσώπων που διορίζονται στις θέσεις των άρθρων 6 και 8 του ν.4369/2016, ασυμβίβαστα και πρόληψη των περιπτώσεων σύγκρουσης συμφερόντων και λοιπές διατάξεις».     </w:t>
-      </w:r>
-      <w:r>
-        <w:rPr>
-          <w:rFonts w:asciiTheme="minorHAnsi" w:hAnsiTheme="minorHAnsi" w:cstheme="minorHAnsi"/>
-          <w:sz w:val="22"/>
-          <w:szCs w:val="22"/>
-        </w:rPr>
-        <w:t xml:space="preserve"> </w:t>
-      </w:r>
-      <w:r>
-        <w:rPr>
-          <w:rFonts w:asciiTheme="minorHAnsi" w:hAnsiTheme="minorHAnsi" w:cstheme="minorHAnsi"/>
-          <w:sz w:val="22"/>
-          <w:szCs w:val="22"/>
-        </w:rPr>
-        <w:t xml:space="preserve">    6. Την </w:t>
+        <w:t xml:space="preserve">. Φ.353.1/324/105657/Δ1/8−10−2002 απόφασης: Καθορισμός των ειδικότερων καθηκόντων και αρμοδιοτήτων των προϊσταμένων των περιφερειακών υπηρεσιών πρωτοβάθμιας και δευτεροβάθμιας εκπαίδευσης, των διευθυντών και υποδιευθυντών σχολικών μονάδων και ΣΕΚ και των συλλόγων διδασκόντων».</w:t>
+        <w:br/>
+        <w:t xml:space="preserve"/>
+      </w:r>
+      <w:r>
+        <w:rPr>
+          <w:rFonts w:asciiTheme="minorHAnsi" w:hAnsiTheme="minorHAnsi" w:cstheme="minorHAnsi"/>
+          <w:sz w:val="22"/>
+          <w:szCs w:val="22"/>
+        </w:rPr>
+        <w:t xml:space="preserve"/>
+      </w:r>
+      <w:r>
+        <w:rPr>
+          <w:rFonts w:asciiTheme="minorHAnsi" w:hAnsiTheme="minorHAnsi" w:cstheme="minorHAnsi"/>
+          <w:sz w:val="22"/>
+          <w:szCs w:val="22"/>
+        </w:rPr>
+        <w:t xml:space="preserve">5. Το άρθρο 31 του Ν.4440/2-12-2016 (ΦΕΚ Α’ 224) «Ενιαίο Σύστημα Κινητικότητας στη Δημόσια Διοίκηση και την Τοπική Αυτοδιοίκηση, υποχρεώσεις των προσώπων που διορίζονται στις θέσεις των άρθρων 6 και 8 του ν.4369/2016, ασυμβίβαστα και πρόληψη των περιπτώσεων σύγκρουσης συμφερόντων και λοιπές διατάξεις».</w:t>
+        <w:br/>
+        <w:t xml:space="preserve"/>
+      </w:r>
+      <w:r>
+        <w:rPr>
+          <w:rFonts w:asciiTheme="minorHAnsi" w:hAnsiTheme="minorHAnsi" w:cstheme="minorHAnsi"/>
+          <w:sz w:val="22"/>
+          <w:szCs w:val="22"/>
+        </w:rPr>
+        <w:t xml:space="preserve"/>
+      </w:r>
+      <w:r>
+        <w:rPr>
+          <w:rFonts w:asciiTheme="minorHAnsi" w:hAnsiTheme="minorHAnsi" w:cstheme="minorHAnsi"/>
+          <w:sz w:val="22"/>
+          <w:szCs w:val="22"/>
+        </w:rPr>
+        <w:t xml:space="preserve">6. Την </w:t>
       </w:r>
       <w:r>
         <w:rPr>
@@ -1047,7 +1057,9 @@
           <w:sz w:val="22"/>
           <w:szCs w:val="22"/>
         </w:rPr>
-        <w:t xml:space="preserve"> {{ onoma_iatrou }}           7. Την υπ' αριθμ. {{ protokollo_aitisis }} αίτηση {{ tou_tis }} {{ endiaferomenou }}</w:t>
+        <w:t xml:space="preserve"> {{ onoma_iatrou }}</w:t>
+        <w:br/>
+        <w:t xml:space="preserve">7. Την υπ' αριθμ. {{ protokollo_aitisis }} αίτηση {{ tou_tis }} {{ endiaferomenou }}</w:t>
       </w:r>
       <w:r>
         <w:rPr>
@@ -1230,7 +1242,7 @@
           <w:rFonts w:asciiTheme="minorHAnsi" w:hAnsiTheme="minorHAnsi" w:cstheme="minorHAnsi"/>
           <w:sz w:val="24"/>
         </w:rPr>
-        <w:t xml:space="preserve">{{ ston_stin }} κ. {{ onomateponymo }} του {{ patronymo }}, εκπαιδευτικό κλάδου {{ klados }}-{{ klados_perigrafi }} του {{ sxoleio_gen }}, με ΑΜ: {{ am }} άδεια για ασθένεια τέκνου  {{ imeres_olografos }} ({{ imeres_arithmitika }}) ημερών από {{ imerominia_apo }} έως {{ imerominia_eos }}</w:t>
+        <w:t xml:space="preserve">{{ ston_stin }} κ. {{ onomateponymo_ait }} του {{ patronymo }}, εκπαιδευτικό κλάδου {{ klados }}-{{ klados_perigrafi }} του {{ sxoleio_gen }}, με ΑΜ: {{ am }} άδεια για ασθένεια τέκνου  {{ imeres_olografos }} ({{ imeres_arithmitika }}) ημερών από {{ imerominia_apo }} έως {{ imerominia_eos }}</w:t>
       </w:r>
       <w:r>
         <w:rPr>
